--- a/Files/Core/Forms/Modified/Fixed/Static/SSSMPLDOENDCW1231016.docx
+++ b/Files/Core/Forms/Modified/Fixed/Static/SSSMPLDOENDCW1231016.docx
@@ -545,10 +545,9 @@
     <w:tbl>
       <w:tblPr>
         <w:tblStyle w:val="TableGrid"/>
-        <w:tblpPr w:leftFromText="180" w:rightFromText="180" w:vertAnchor="text" w:horzAnchor="page" w:tblpX="1513" w:tblpY="25"/>
+        <w:tblpPr w:leftFromText="180" w:rightFromText="180" w:vertAnchor="text" w:horzAnchor="page" w:tblpX="1405" w:tblpY="25"/>
         <w:tblOverlap w:val="never"/>
         <w:tblW w:w="5000" w:type="pct"/>
-        <w:tblInd w:w="-108" w:type="dxa"/>
         <w:tblLook w:val="04A0"/>
       </w:tblPr>
       <w:tblGrid>
@@ -557,7 +556,6 @@
       <w:tr>
         <w:tblPrEx>
           <w:tblW w:w="5000" w:type="pct"/>
-          <w:tblInd w:w="-108" w:type="dxa"/>
           <w:tblLook w:val="04A0"/>
         </w:tblPrEx>
         <w:trPr>
